--- a/src/data/cover_letters_2026-03-24/cospirit-groupe_jobs_data-scientist-junior-h-f_paris.docx
+++ b/src/data/cover_letters_2026-03-24/cospirit-groupe_jobs_data-scientist-junior-h-f_paris.docx
@@ -20,7 +20,7 @@
         <w:spacing w:after="0"/>
       </w:pPr>
       <w:r>
-        <w:t>My early professional career has given me the opportunity to work with high-level figures: Dominique Lagarde, former Director of Human Resources at EDF, Emmanuelle Wargon, former Minister of Housing, or Elie Azoulay, President of the European Society of Intensive Care. It has also allowed me to work in dynamic and rapidly changing contexts: the energy crisis and the post-COVID pandemic.</w:t>
+        <w:t>My early professional career has given me the opportunity to work with high-level figures such as Dominique Lagarde, former Director of Human Resources at EDF, and Emmanuelle Wargon, former Minister of Housing. This experience has allowed me to work in dynamic and rapidly changing contexts, such as the energy crisis and the post-COVID pandemic.</w:t>
       </w:r>
     </w:p>
     <w:p>
@@ -33,7 +33,7 @@
         <w:spacing w:after="0"/>
       </w:pPr>
       <w:r>
-        <w:t>These opportunities have allowed me to sharpen my Python and SQL skills while working with the modern data stack (check my GitHub: https://github.com/ohassanaly). I bridge the gap between those technologies and domain experts to create business value. For instance, I currently teach lectures on data warehouses and artificial intelligence at Paris Cité University to Master's students in health sciences. I have a strong foundation in statistics and machine learning, crucial for deploying Marketing Mix Models and developing predictive models to measure the impact of marketing investments. My experience with data visualization tools like Power BI aligns with your need for producing data-driven recommendations.</w:t>
+        <w:t>These opportunities have enabled me to sharpen my Python skills, which I see as an essential tool in contributing to the optimization of marketing strategies through advanced data exploitation. I have experience working with the modern data stack and bridging the gap between technology and domain experts to create business value. This aligns well with your requirement for deploying Marketing Mix Models and contributing to predictive model development. My GitHub (https://github.com/ohassanaly) showcases my projects, emphasizing my ability to handle complex data challenges.</w:t>
       </w:r>
     </w:p>
     <w:p>
@@ -46,7 +46,7 @@
         <w:spacing w:after="0"/>
       </w:pPr>
       <w:r>
-        <w:t>Discovery and curiosity are second nature to me. I am constantly developing my ability to adapt, both in my leisure activities (chess, salsa dancing, capoeira, music, language learning) and in my professional life. At the end of 2025, I had the unique opportunity to impact the digital strategy of the Haematology Department at São Paulo Central Hospital, working alongside its IT team to provide them with a unified access to patient data.</w:t>
+        <w:t>I have strong presentation and communication skills, honed through teaching lectures on data warehouses and artificial intelligence at Paris Cité University. This skill set allows me to effectively communicate analytical insights to non-technical audiences, a crucial aspect of contributing to data-driven recommendations for internal teams.</w:t>
       </w:r>
     </w:p>
     <w:p>
@@ -59,7 +59,7 @@
         <w:spacing w:after="0"/>
       </w:pPr>
       <w:r>
-        <w:t>In my spare time, I make sure to stay up to date with the latest advances in my field by following the SuperDataScience podcast, as well as major tech players such as Sam Altman and Andrej Karpathy. I also like to sharpen my business acumen by following Matthieu Stefani's Génération do It Yourself podcast. I am currently deeply fascinated by the subject of agent-based AI and by all the use cases that harness its potential to create business value.</w:t>
+        <w:t>Discovery and curiosity are second nature to me. I am constantly developing my ability to adapt, both in my leisure activities and professional life. At the end of 2025, I impacted the digital strategy of the Haematology Department at São Paulo Central Hospital, working alongside its IT team to provide unified access to patient data, which required managing large datasets and ensuring data quality and reliability—skills directly relevant to managing and exploiting large customer data profiles.</w:t>
       </w:r>
     </w:p>
     <w:p>
@@ -72,7 +72,20 @@
         <w:spacing w:after="0"/>
       </w:pPr>
       <w:r>
-        <w:t>Dynamic, curious, and aware of the importance of teamwork in order to achieve more, I combine technical expertise with presentation and communication skills. I firmly believe that human interactions help us grow and am enthusiastic about contributing to your team by optimizing marketing strategies through advanced data exploitation, thus personalizing customer journeys and maximizing cross-channel campaign impact.</w:t>
+        <w:t>In my spare time, I stay up to date with the latest technological advances. I am currently fascinated by agent-based AI, exploring its potential to create business value, which aligns with the innovative marketing projects mentioned in your job offer.</w:t>
+      </w:r>
+    </w:p>
+    <w:p>
+      <w:pPr>
+        <w:spacing w:after="0"/>
+      </w:pPr>
+    </w:p>
+    <w:p>
+      <w:pPr>
+        <w:spacing w:after="0"/>
+      </w:pPr>
+      <w:r>
+        <w:t>Dynamic, curious, and aware of the importance of teamwork, I combine technical expertise with communication skills, making data accessible and actionable. I am enthusiastic about collaborating closely with media teams to transform insights into operational action plans, as described in your job offer. I am excited about the possibility of contributing to your organization by leveraging my expertise in Python, SQL, and data visualization tools like Power BI.</w:t>
       </w:r>
     </w:p>
     <w:sectPr>
